--- a/법률/소송·민원/지급명령 신청서 (독촉절차).docx
+++ b/법률/소송·민원/지급명령 신청서 (독촉절차).docx
@@ -992,7 +992,7 @@
               <w:rPr>
                 <w:rFonts w:ascii="Malgun Gothic" w:hAnsi="Malgun Gothic" w:eastAsia="Malgun Gothic" w:cs="Malgun Gothic"/>
                 <w:b w:val="0"/>
-                <w:sz w:val="20"/>
+                <w:sz w:val="19"/>
               </w:rPr>
             </w:r>
           </w:p>
@@ -1414,7 +1414,7 @@
           <w:p>
             <w:pPr>
               <w:spacing w:after="0" w:line="312" w:lineRule="auto"/>
-              <w:jc w:val="left"/>
+              <w:jc w:val="center"/>
             </w:pPr>
             <w:r/>
             <w:r>
@@ -1440,7 +1440,7 @@
           <w:p>
             <w:pPr>
               <w:spacing w:after="0" w:line="312" w:lineRule="auto"/>
-              <w:jc w:val="left"/>
+              <w:jc w:val="center"/>
             </w:pPr>
             <w:r/>
             <w:r>
@@ -1466,7 +1466,7 @@
           <w:p>
             <w:pPr>
               <w:spacing w:after="0" w:line="312" w:lineRule="auto"/>
-              <w:jc w:val="left"/>
+              <w:jc w:val="center"/>
             </w:pPr>
             <w:r/>
             <w:r>
@@ -1492,7 +1492,7 @@
           <w:p>
             <w:pPr>
               <w:spacing w:after="0" w:line="312" w:lineRule="auto"/>
-              <w:jc w:val="left"/>
+              <w:jc w:val="center"/>
             </w:pPr>
             <w:r/>
             <w:r>
@@ -1523,7 +1523,7 @@
           <w:p>
             <w:pPr>
               <w:spacing w:after="0" w:line="312" w:lineRule="auto"/>
-              <w:jc w:val="left"/>
+              <w:jc w:val="center"/>
             </w:pPr>
             <w:r/>
             <w:r>
@@ -1549,7 +1549,7 @@
           <w:p>
             <w:pPr>
               <w:spacing w:after="0" w:line="312" w:lineRule="auto"/>
-              <w:jc w:val="left"/>
+              <w:jc w:val="center"/>
             </w:pPr>
             <w:r/>
             <w:r>
@@ -1575,7 +1575,7 @@
           <w:p>
             <w:pPr>
               <w:spacing w:after="0" w:line="312" w:lineRule="auto"/>
-              <w:jc w:val="left"/>
+              <w:jc w:val="center"/>
             </w:pPr>
             <w:r/>
             <w:r>
@@ -1601,7 +1601,7 @@
           <w:p>
             <w:pPr>
               <w:spacing w:after="0" w:line="312" w:lineRule="auto"/>
-              <w:jc w:val="left"/>
+              <w:jc w:val="center"/>
             </w:pPr>
             <w:r/>
             <w:r>
@@ -1632,7 +1632,7 @@
           <w:p>
             <w:pPr>
               <w:spacing w:after="0" w:line="312" w:lineRule="auto"/>
-              <w:jc w:val="left"/>
+              <w:jc w:val="center"/>
             </w:pPr>
             <w:r/>
             <w:r>
@@ -1658,7 +1658,7 @@
           <w:p>
             <w:pPr>
               <w:spacing w:after="0" w:line="312" w:lineRule="auto"/>
-              <w:jc w:val="left"/>
+              <w:jc w:val="center"/>
             </w:pPr>
             <w:r/>
             <w:r>
@@ -1684,7 +1684,7 @@
           <w:p>
             <w:pPr>
               <w:spacing w:after="0" w:line="312" w:lineRule="auto"/>
-              <w:jc w:val="left"/>
+              <w:jc w:val="center"/>
             </w:pPr>
             <w:r/>
             <w:r>
@@ -1710,7 +1710,7 @@
           <w:p>
             <w:pPr>
               <w:spacing w:after="0" w:line="312" w:lineRule="auto"/>
-              <w:jc w:val="left"/>
+              <w:jc w:val="center"/>
             </w:pPr>
             <w:r/>
             <w:r>
